--- a/tillsyn/A 13589-2025 tillsynsbegäran.docx
+++ b/tillsyn/A 13589-2025 tillsynsbegäran.docx
@@ -472,7 +472,7 @@
     <w:r>
       <w:tab/>
       <w:tab/>
-      <w:t>2025-03-21</w:t>
+      <w:t>2025-03-22</w:t>
       <w:br/>
       <w:br/>
     </w:r>

--- a/tillsyn/A 13589-2025 tillsynsbegäran.docx
+++ b/tillsyn/A 13589-2025 tillsynsbegäran.docx
@@ -472,7 +472,7 @@
     <w:r>
       <w:tab/>
       <w:tab/>
-      <w:t>2025-03-22</w:t>
+      <w:t>2025-03-23</w:t>
       <w:br/>
       <w:br/>
     </w:r>

--- a/tillsyn/A 13589-2025 tillsynsbegäran.docx
+++ b/tillsyn/A 13589-2025 tillsynsbegäran.docx
@@ -472,7 +472,7 @@
     <w:r>
       <w:tab/>
       <w:tab/>
-      <w:t>2025-03-23</w:t>
+      <w:t>2025-03-24</w:t>
       <w:br/>
       <w:br/>
     </w:r>

--- a/tillsyn/A 13589-2025 tillsynsbegäran.docx
+++ b/tillsyn/A 13589-2025 tillsynsbegäran.docx
@@ -472,7 +472,7 @@
     <w:r>
       <w:tab/>
       <w:tab/>
-      <w:t>2025-03-24</w:t>
+      <w:t>2025-03-25</w:t>
       <w:br/>
       <w:br/>
     </w:r>

--- a/tillsyn/A 13589-2025 tillsynsbegäran.docx
+++ b/tillsyn/A 13589-2025 tillsynsbegäran.docx
@@ -472,7 +472,7 @@
     <w:r>
       <w:tab/>
       <w:tab/>
-      <w:t>2025-03-25</w:t>
+      <w:t>2025-03-26</w:t>
       <w:br/>
       <w:br/>
     </w:r>

--- a/tillsyn/A 13589-2025 tillsynsbegäran.docx
+++ b/tillsyn/A 13589-2025 tillsynsbegäran.docx
@@ -472,7 +472,7 @@
     <w:r>
       <w:tab/>
       <w:tab/>
-      <w:t>2025-03-26</w:t>
+      <w:t>2025-03-27</w:t>
       <w:br/>
       <w:br/>
     </w:r>

--- a/tillsyn/A 13589-2025 tillsynsbegäran.docx
+++ b/tillsyn/A 13589-2025 tillsynsbegäran.docx
@@ -472,7 +472,7 @@
     <w:r>
       <w:tab/>
       <w:tab/>
-      <w:t>2025-03-27</w:t>
+      <w:t>2025-03-28</w:t>
       <w:br/>
       <w:br/>
     </w:r>

--- a/tillsyn/A 13589-2025 tillsynsbegäran.docx
+++ b/tillsyn/A 13589-2025 tillsynsbegäran.docx
@@ -472,7 +472,7 @@
     <w:r>
       <w:tab/>
       <w:tab/>
-      <w:t>2025-04-02</w:t>
+      <w:t>2025-04-03</w:t>
       <w:br/>
       <w:br/>
     </w:r>

--- a/tillsyn/A 13589-2025 tillsynsbegäran.docx
+++ b/tillsyn/A 13589-2025 tillsynsbegäran.docx
@@ -472,7 +472,7 @@
     <w:r>
       <w:tab/>
       <w:tab/>
-      <w:t>2025-04-03</w:t>
+      <w:t>2025-04-05</w:t>
       <w:br/>
       <w:br/>
     </w:r>

--- a/tillsyn/A 13589-2025 tillsynsbegäran.docx
+++ b/tillsyn/A 13589-2025 tillsynsbegäran.docx
@@ -472,7 +472,7 @@
     <w:r>
       <w:tab/>
       <w:tab/>
-      <w:t>2025-04-05</w:t>
+      <w:t>2025-04-06</w:t>
       <w:br/>
       <w:br/>
     </w:r>

--- a/tillsyn/A 13589-2025 tillsynsbegäran.docx
+++ b/tillsyn/A 13589-2025 tillsynsbegäran.docx
@@ -472,7 +472,7 @@
     <w:r>
       <w:tab/>
       <w:tab/>
-      <w:t>2025-04-06</w:t>
+      <w:t>2025-04-07</w:t>
       <w:br/>
       <w:br/>
     </w:r>

--- a/tillsyn/A 13589-2025 tillsynsbegäran.docx
+++ b/tillsyn/A 13589-2025 tillsynsbegäran.docx
@@ -472,7 +472,7 @@
     <w:r>
       <w:tab/>
       <w:tab/>
-      <w:t>2025-04-07</w:t>
+      <w:t>2025-04-08</w:t>
       <w:br/>
       <w:br/>
     </w:r>

--- a/tillsyn/A 13589-2025 tillsynsbegäran.docx
+++ b/tillsyn/A 13589-2025 tillsynsbegäran.docx
@@ -472,7 +472,7 @@
     <w:r>
       <w:tab/>
       <w:tab/>
-      <w:t>2025-04-08</w:t>
+      <w:t>2025-04-09</w:t>
       <w:br/>
       <w:br/>
     </w:r>

--- a/tillsyn/A 13589-2025 tillsynsbegäran.docx
+++ b/tillsyn/A 13589-2025 tillsynsbegäran.docx
@@ -285,7 +285,7 @@
         <w:t xml:space="preserve">Level and pattern of overstory retention interact to shape long-term responses of understories to timber harvest. </w:t>
       </w:r>
       <w:r>
-        <w:t xml:space="preserve">Ecological Applications, 22, 2049–2064 </w:t>
+        <w:t>Ecological Applications, 22, 2049–2064</w:t>
       </w:r>
     </w:p>
     <w:p>
@@ -472,7 +472,7 @@
     <w:r>
       <w:tab/>
       <w:tab/>
-      <w:t>2025-04-09</w:t>
+      <w:t>2025-04-10</w:t>
       <w:br/>
       <w:br/>
     </w:r>

--- a/tillsyn/A 13589-2025 tillsynsbegäran.docx
+++ b/tillsyn/A 13589-2025 tillsynsbegäran.docx
@@ -35,7 +35,7 @@
     </w:p>
     <w:p>
       <w:r>
-        <w:t>I avverkningsanmälan har följande 1 naturvårdsarter hittats: knärot (VU, §8). Av dessa är 1 rödlistade. För rödlistade arter har rödlistekategorin angivits inom parentes. För fridlysta arter anges även paragrafen i Artskyddsförordningen som arten är fridlyst enligt.</w:t>
+        <w:t>I avverkningsanmälan har följande 4 naturvårdsarter hittats: knärot (VU, §8), rynkskinn (VU), dropptaggsvamp (S) och grönpyrola (S). Av dessa är 2 rödlistade. För rödlistade arter har rödlistekategorin angivits inom parentes. Arter som är signalarter enligt Skogsstyrelsen har markerats med (S). För fridlysta arter anges även paragrafen i Artskyddsförordningen som arten är fridlyst enligt.</w:t>
       </w:r>
     </w:p>
     <w:p>
@@ -88,6 +88,28 @@
       </w:pPr>
       <w:r>
         <w:t>Figur 1. Fyndplatser för naturvårdsarter i det avverkningsanmälda området (röd linje). Markörer utan svart kant är placerade på fyndplatsen. Markörer med svart kant är placerade vid sidan av fyndplatsen och har ett svart streck som visar fyndplatsens exakta position. Kartans mittpunktskoordinat är N 6713838, E 530246 i SWEREF 99 TM.</w:t>
+      </w:r>
+    </w:p>
+    <w:p>
+      <w:r>
+        <w:rPr>
+          <w:b/>
+        </w:rPr>
+        <w:t xml:space="preserve">Grönpyrola </w:t>
+      </w:r>
+      <w:r>
+        <w:t>växer främst på sandig, torr eller frisk mark i äldre barrskog, ofta på isälvsmaterial såsom sand och grus. Den påträffas främst i äldre naturligt uppkomna barrskogar, exempelvis på tallmoar, i åssluttningar, dyner och rasbranter. Arten är känslig för skogsbruksmetoder såsom slutavverkning och markberedning (Nitare &amp; Skogsstyrelsen, 2019).</w:t>
+      </w:r>
+    </w:p>
+    <w:p>
+      <w:r>
+        <w:rPr>
+          <w:b/>
+        </w:rPr>
+        <w:t>Rynkskinn (VU)</w:t>
+      </w:r>
+      <w:r>
+        <w:t>, rödlistad som sårbar, är en vednedbrytare som växer på grova granlågor och ingår i en karaktäristisk association av vedsvampar knutna till urskogsartade barrskogar. Den har klassificerats som en “urskogsindikator” och är placerad i toppen av Skogsstyrelsens värdepyramid för bedömning av skog med höga naturvärden. Allt tyder på att rynkskinn är mycket känslig för skogliga ingrepp (Nitare &amp; Skogsstyrelsen, 2019; SLU Artdatabanken, 2024).</w:t>
       </w:r>
     </w:p>
     <w:p>
@@ -472,7 +494,7 @@
     <w:r>
       <w:tab/>
       <w:tab/>
-      <w:t>2025-04-10</w:t>
+      <w:t>2025-04-11</w:t>
       <w:br/>
       <w:br/>
     </w:r>

--- a/tillsyn/A 13589-2025 tillsynsbegäran.docx
+++ b/tillsyn/A 13589-2025 tillsynsbegäran.docx
@@ -494,7 +494,7 @@
     <w:r>
       <w:tab/>
       <w:tab/>
-      <w:t>2025-05-03</w:t>
+      <w:t>2025-05-04</w:t>
       <w:br/>
       <w:br/>
     </w:r>

--- a/tillsyn/A 13589-2025 tillsynsbegäran.docx
+++ b/tillsyn/A 13589-2025 tillsynsbegäran.docx
@@ -494,7 +494,7 @@
     <w:r>
       <w:tab/>
       <w:tab/>
-      <w:t>2025-05-04</w:t>
+      <w:t>2025-05-06</w:t>
       <w:br/>
       <w:br/>
     </w:r>

--- a/tillsyn/A 13589-2025 tillsynsbegäran.docx
+++ b/tillsyn/A 13589-2025 tillsynsbegäran.docx
@@ -494,7 +494,7 @@
     <w:r>
       <w:tab/>
       <w:tab/>
-      <w:t>2025-05-06</w:t>
+      <w:t>2025-05-07</w:t>
       <w:br/>
       <w:br/>
     </w:r>

--- a/tillsyn/A 13589-2025 tillsynsbegäran.docx
+++ b/tillsyn/A 13589-2025 tillsynsbegäran.docx
@@ -494,7 +494,7 @@
     <w:r>
       <w:tab/>
       <w:tab/>
-      <w:t>2025-05-07</w:t>
+      <w:t>2025-05-08</w:t>
       <w:br/>
       <w:br/>
     </w:r>

--- a/tillsyn/A 13589-2025 tillsynsbegäran.docx
+++ b/tillsyn/A 13589-2025 tillsynsbegäran.docx
@@ -494,7 +494,7 @@
     <w:r>
       <w:tab/>
       <w:tab/>
-      <w:t>2025-05-08</w:t>
+      <w:t>2025-05-09</w:t>
       <w:br/>
       <w:br/>
     </w:r>

--- a/tillsyn/A 13589-2025 tillsynsbegäran.docx
+++ b/tillsyn/A 13589-2025 tillsynsbegäran.docx
@@ -494,7 +494,7 @@
     <w:r>
       <w:tab/>
       <w:tab/>
-      <w:t>2025-05-09</w:t>
+      <w:t>2025-05-10</w:t>
       <w:br/>
       <w:br/>
     </w:r>

--- a/tillsyn/A 13589-2025 tillsynsbegäran.docx
+++ b/tillsyn/A 13589-2025 tillsynsbegäran.docx
@@ -494,7 +494,7 @@
     <w:r>
       <w:tab/>
       <w:tab/>
-      <w:t>2025-05-10</w:t>
+      <w:t>2025-05-11</w:t>
       <w:br/>
       <w:br/>
     </w:r>

--- a/tillsyn/A 13589-2025 tillsynsbegäran.docx
+++ b/tillsyn/A 13589-2025 tillsynsbegäran.docx
@@ -494,7 +494,7 @@
     <w:r>
       <w:tab/>
       <w:tab/>
-      <w:t>2025-05-11</w:t>
+      <w:t>2025-05-12</w:t>
       <w:br/>
       <w:br/>
     </w:r>

--- a/tillsyn/A 13589-2025 tillsynsbegäran.docx
+++ b/tillsyn/A 13589-2025 tillsynsbegäran.docx
@@ -494,7 +494,7 @@
     <w:r>
       <w:tab/>
       <w:tab/>
-      <w:t>2025-05-12</w:t>
+      <w:t>2025-05-13</w:t>
       <w:br/>
       <w:br/>
     </w:r>

--- a/tillsyn/A 13589-2025 tillsynsbegäran.docx
+++ b/tillsyn/A 13589-2025 tillsynsbegäran.docx
@@ -494,7 +494,7 @@
     <w:r>
       <w:tab/>
       <w:tab/>
-      <w:t>2025-05-13</w:t>
+      <w:t>2025-05-14</w:t>
       <w:br/>
       <w:br/>
     </w:r>

--- a/tillsyn/A 13589-2025 tillsynsbegäran.docx
+++ b/tillsyn/A 13589-2025 tillsynsbegäran.docx
@@ -494,7 +494,7 @@
     <w:r>
       <w:tab/>
       <w:tab/>
-      <w:t>2025-05-14</w:t>
+      <w:t>2025-05-15</w:t>
       <w:br/>
       <w:br/>
     </w:r>

--- a/tillsyn/A 13589-2025 tillsynsbegäran.docx
+++ b/tillsyn/A 13589-2025 tillsynsbegäran.docx
@@ -494,7 +494,7 @@
     <w:r>
       <w:tab/>
       <w:tab/>
-      <w:t>2025-05-15</w:t>
+      <w:t>2025-05-16</w:t>
       <w:br/>
       <w:br/>
     </w:r>

--- a/tillsyn/A 13589-2025 tillsynsbegäran.docx
+++ b/tillsyn/A 13589-2025 tillsynsbegäran.docx
@@ -494,7 +494,7 @@
     <w:r>
       <w:tab/>
       <w:tab/>
-      <w:t>2025-05-16</w:t>
+      <w:t>2025-05-17</w:t>
       <w:br/>
       <w:br/>
     </w:r>

--- a/tillsyn/A 13589-2025 tillsynsbegäran.docx
+++ b/tillsyn/A 13589-2025 tillsynsbegäran.docx
@@ -494,7 +494,7 @@
     <w:r>
       <w:tab/>
       <w:tab/>
-      <w:t>2025-05-17</w:t>
+      <w:t>2025-05-18</w:t>
       <w:br/>
       <w:br/>
     </w:r>

--- a/tillsyn/A 13589-2025 tillsynsbegäran.docx
+++ b/tillsyn/A 13589-2025 tillsynsbegäran.docx
@@ -494,7 +494,7 @@
     <w:r>
       <w:tab/>
       <w:tab/>
-      <w:t>2025-05-18</w:t>
+      <w:t>2025-05-19</w:t>
       <w:br/>
       <w:br/>
     </w:r>

--- a/tillsyn/A 13589-2025 tillsynsbegäran.docx
+++ b/tillsyn/A 13589-2025 tillsynsbegäran.docx
@@ -494,7 +494,7 @@
     <w:r>
       <w:tab/>
       <w:tab/>
-      <w:t>2025-05-19</w:t>
+      <w:t>2025-05-20</w:t>
       <w:br/>
       <w:br/>
     </w:r>

--- a/tillsyn/A 13589-2025 tillsynsbegäran.docx
+++ b/tillsyn/A 13589-2025 tillsynsbegäran.docx
@@ -494,7 +494,7 @@
     <w:r>
       <w:tab/>
       <w:tab/>
-      <w:t>2025-05-20</w:t>
+      <w:t>2025-05-21</w:t>
       <w:br/>
       <w:br/>
     </w:r>

--- a/tillsyn/A 13589-2025 tillsynsbegäran.docx
+++ b/tillsyn/A 13589-2025 tillsynsbegäran.docx
@@ -494,7 +494,7 @@
     <w:r>
       <w:tab/>
       <w:tab/>
-      <w:t>2025-05-21</w:t>
+      <w:t>2025-05-22</w:t>
       <w:br/>
       <w:br/>
     </w:r>

--- a/tillsyn/A 13589-2025 tillsynsbegäran.docx
+++ b/tillsyn/A 13589-2025 tillsynsbegäran.docx
@@ -494,7 +494,7 @@
     <w:r>
       <w:tab/>
       <w:tab/>
-      <w:t>2025-05-22</w:t>
+      <w:t>2025-05-23</w:t>
       <w:br/>
       <w:br/>
     </w:r>

--- a/tillsyn/A 13589-2025 tillsynsbegäran.docx
+++ b/tillsyn/A 13589-2025 tillsynsbegäran.docx
@@ -494,7 +494,7 @@
     <w:r>
       <w:tab/>
       <w:tab/>
-      <w:t>2025-05-23</w:t>
+      <w:t>2025-05-24</w:t>
       <w:br/>
       <w:br/>
     </w:r>

--- a/tillsyn/A 13589-2025 tillsynsbegäran.docx
+++ b/tillsyn/A 13589-2025 tillsynsbegäran.docx
@@ -494,7 +494,7 @@
     <w:r>
       <w:tab/>
       <w:tab/>
-      <w:t>2025-05-24</w:t>
+      <w:t>2025-05-25</w:t>
       <w:br/>
       <w:br/>
     </w:r>

--- a/tillsyn/A 13589-2025 tillsynsbegäran.docx
+++ b/tillsyn/A 13589-2025 tillsynsbegäran.docx
@@ -494,7 +494,7 @@
     <w:r>
       <w:tab/>
       <w:tab/>
-      <w:t>2025-05-25</w:t>
+      <w:t>2025-05-26</w:t>
       <w:br/>
       <w:br/>
     </w:r>

--- a/tillsyn/A 13589-2025 tillsynsbegäran.docx
+++ b/tillsyn/A 13589-2025 tillsynsbegäran.docx
@@ -494,7 +494,7 @@
     <w:r>
       <w:tab/>
       <w:tab/>
-      <w:t>2025-05-26</w:t>
+      <w:t>2025-05-27</w:t>
       <w:br/>
       <w:br/>
     </w:r>

--- a/tillsyn/A 13589-2025 tillsynsbegäran.docx
+++ b/tillsyn/A 13589-2025 tillsynsbegäran.docx
@@ -494,7 +494,7 @@
     <w:r>
       <w:tab/>
       <w:tab/>
-      <w:t>2025-05-27</w:t>
+      <w:t>2025-05-30</w:t>
       <w:br/>
       <w:br/>
     </w:r>

--- a/tillsyn/A 13589-2025 tillsynsbegäran.docx
+++ b/tillsyn/A 13589-2025 tillsynsbegäran.docx
@@ -494,7 +494,7 @@
     <w:r>
       <w:tab/>
       <w:tab/>
-      <w:t>2025-05-30</w:t>
+      <w:t>2025-06-01</w:t>
       <w:br/>
       <w:br/>
     </w:r>

--- a/tillsyn/A 13589-2025 tillsynsbegäran.docx
+++ b/tillsyn/A 13589-2025 tillsynsbegäran.docx
@@ -494,7 +494,7 @@
     <w:r>
       <w:tab/>
       <w:tab/>
-      <w:t>2025-06-01</w:t>
+      <w:t>2025-06-02</w:t>
       <w:br/>
       <w:br/>
     </w:r>

--- a/tillsyn/A 13589-2025 tillsynsbegäran.docx
+++ b/tillsyn/A 13589-2025 tillsynsbegäran.docx
@@ -494,7 +494,7 @@
     <w:r>
       <w:tab/>
       <w:tab/>
-      <w:t>2025-06-02</w:t>
+      <w:t>2025-06-03</w:t>
       <w:br/>
       <w:br/>
     </w:r>

--- a/tillsyn/A 13589-2025 tillsynsbegäran.docx
+++ b/tillsyn/A 13589-2025 tillsynsbegäran.docx
@@ -494,7 +494,7 @@
     <w:r>
       <w:tab/>
       <w:tab/>
-      <w:t>2025-06-03</w:t>
+      <w:t>2025-06-04</w:t>
       <w:br/>
       <w:br/>
     </w:r>

--- a/tillsyn/A 13589-2025 tillsynsbegäran.docx
+++ b/tillsyn/A 13589-2025 tillsynsbegäran.docx
@@ -494,7 +494,7 @@
     <w:r>
       <w:tab/>
       <w:tab/>
-      <w:t>2025-06-04</w:t>
+      <w:t>2025-06-05</w:t>
       <w:br/>
       <w:br/>
     </w:r>

--- a/tillsyn/A 13589-2025 tillsynsbegäran.docx
+++ b/tillsyn/A 13589-2025 tillsynsbegäran.docx
@@ -494,7 +494,7 @@
     <w:r>
       <w:tab/>
       <w:tab/>
-      <w:t>2025-06-05</w:t>
+      <w:t>2025-06-13</w:t>
       <w:br/>
       <w:br/>
     </w:r>

--- a/tillsyn/A 13589-2025 tillsynsbegäran.docx
+++ b/tillsyn/A 13589-2025 tillsynsbegäran.docx
@@ -494,7 +494,7 @@
     <w:r>
       <w:tab/>
       <w:tab/>
-      <w:t>2025-06-13</w:t>
+      <w:t>2025-06-15</w:t>
       <w:br/>
       <w:br/>
     </w:r>

--- a/tillsyn/A 13589-2025 tillsynsbegäran.docx
+++ b/tillsyn/A 13589-2025 tillsynsbegäran.docx
@@ -494,7 +494,7 @@
     <w:r>
       <w:tab/>
       <w:tab/>
-      <w:t>2025-06-15</w:t>
+      <w:t>2025-06-16</w:t>
       <w:br/>
       <w:br/>
     </w:r>

--- a/tillsyn/A 13589-2025 tillsynsbegäran.docx
+++ b/tillsyn/A 13589-2025 tillsynsbegäran.docx
@@ -494,7 +494,7 @@
     <w:r>
       <w:tab/>
       <w:tab/>
-      <w:t>2025-06-16</w:t>
+      <w:t>2025-06-17</w:t>
       <w:br/>
       <w:br/>
     </w:r>

--- a/tillsyn/A 13589-2025 tillsynsbegäran.docx
+++ b/tillsyn/A 13589-2025 tillsynsbegäran.docx
@@ -494,7 +494,7 @@
     <w:r>
       <w:tab/>
       <w:tab/>
-      <w:t>2025-06-17</w:t>
+      <w:t>2025-06-18</w:t>
       <w:br/>
       <w:br/>
     </w:r>

--- a/tillsyn/A 13589-2025 tillsynsbegäran.docx
+++ b/tillsyn/A 13589-2025 tillsynsbegäran.docx
@@ -494,7 +494,7 @@
     <w:r>
       <w:tab/>
       <w:tab/>
-      <w:t>2025-06-18</w:t>
+      <w:t>2025-06-19</w:t>
       <w:br/>
       <w:br/>
     </w:r>

--- a/tillsyn/A 13589-2025 tillsynsbegäran.docx
+++ b/tillsyn/A 13589-2025 tillsynsbegäran.docx
@@ -494,7 +494,7 @@
     <w:r>
       <w:tab/>
       <w:tab/>
-      <w:t>2025-06-19</w:t>
+      <w:t>2025-06-20</w:t>
       <w:br/>
       <w:br/>
     </w:r>

--- a/tillsyn/A 13589-2025 tillsynsbegäran.docx
+++ b/tillsyn/A 13589-2025 tillsynsbegäran.docx
@@ -494,7 +494,7 @@
     <w:r>
       <w:tab/>
       <w:tab/>
-      <w:t>2025-06-20</w:t>
+      <w:t>2025-06-21</w:t>
       <w:br/>
       <w:br/>
     </w:r>

--- a/tillsyn/A 13589-2025 tillsynsbegäran.docx
+++ b/tillsyn/A 13589-2025 tillsynsbegäran.docx
@@ -494,7 +494,7 @@
     <w:r>
       <w:tab/>
       <w:tab/>
-      <w:t>2025-06-21</w:t>
+      <w:t>2025-06-22</w:t>
       <w:br/>
       <w:br/>
     </w:r>

--- a/tillsyn/A 13589-2025 tillsynsbegäran.docx
+++ b/tillsyn/A 13589-2025 tillsynsbegäran.docx
@@ -494,7 +494,7 @@
     <w:r>
       <w:tab/>
       <w:tab/>
-      <w:t>2025-06-22</w:t>
+      <w:t>2025-06-23</w:t>
       <w:br/>
       <w:br/>
     </w:r>

--- a/tillsyn/A 13589-2025 tillsynsbegäran.docx
+++ b/tillsyn/A 13589-2025 tillsynsbegäran.docx
@@ -494,7 +494,7 @@
     <w:r>
       <w:tab/>
       <w:tab/>
-      <w:t>2025-06-23</w:t>
+      <w:t>2025-06-24</w:t>
       <w:br/>
       <w:br/>
     </w:r>

--- a/tillsyn/A 13589-2025 tillsynsbegäran.docx
+++ b/tillsyn/A 13589-2025 tillsynsbegäran.docx
@@ -494,7 +494,7 @@
     <w:r>
       <w:tab/>
       <w:tab/>
-      <w:t>2025-06-24</w:t>
+      <w:t>2025-06-25</w:t>
       <w:br/>
       <w:br/>
     </w:r>

--- a/tillsyn/A 13589-2025 tillsynsbegäran.docx
+++ b/tillsyn/A 13589-2025 tillsynsbegäran.docx
@@ -494,7 +494,7 @@
     <w:r>
       <w:tab/>
       <w:tab/>
-      <w:t>2025-06-25</w:t>
+      <w:t>2025-06-26</w:t>
       <w:br/>
       <w:br/>
     </w:r>

--- a/tillsyn/A 13589-2025 tillsynsbegäran.docx
+++ b/tillsyn/A 13589-2025 tillsynsbegäran.docx
@@ -494,7 +494,7 @@
     <w:r>
       <w:tab/>
       <w:tab/>
-      <w:t>2025-06-26</w:t>
+      <w:t>2025-06-27</w:t>
       <w:br/>
       <w:br/>
     </w:r>

--- a/tillsyn/A 13589-2025 tillsynsbegäran.docx
+++ b/tillsyn/A 13589-2025 tillsynsbegäran.docx
@@ -494,7 +494,7 @@
     <w:r>
       <w:tab/>
       <w:tab/>
-      <w:t>2025-06-27</w:t>
+      <w:t>2025-06-28</w:t>
       <w:br/>
       <w:br/>
     </w:r>

--- a/tillsyn/A 13589-2025 tillsynsbegäran.docx
+++ b/tillsyn/A 13589-2025 tillsynsbegäran.docx
@@ -494,7 +494,7 @@
     <w:r>
       <w:tab/>
       <w:tab/>
-      <w:t>2025-06-28</w:t>
+      <w:t>2025-06-29</w:t>
       <w:br/>
       <w:br/>
     </w:r>

--- a/tillsyn/A 13589-2025 tillsynsbegäran.docx
+++ b/tillsyn/A 13589-2025 tillsynsbegäran.docx
@@ -494,7 +494,7 @@
     <w:r>
       <w:tab/>
       <w:tab/>
-      <w:t>2025-06-29</w:t>
+      <w:t>2025-06-30</w:t>
       <w:br/>
       <w:br/>
     </w:r>

--- a/tillsyn/A 13589-2025 tillsynsbegäran.docx
+++ b/tillsyn/A 13589-2025 tillsynsbegäran.docx
@@ -494,7 +494,7 @@
     <w:r>
       <w:tab/>
       <w:tab/>
-      <w:t>2025-06-30</w:t>
+      <w:t>2025-07-01</w:t>
       <w:br/>
       <w:br/>
     </w:r>

--- a/tillsyn/A 13589-2025 tillsynsbegäran.docx
+++ b/tillsyn/A 13589-2025 tillsynsbegäran.docx
@@ -494,7 +494,7 @@
     <w:r>
       <w:tab/>
       <w:tab/>
-      <w:t>2025-07-01</w:t>
+      <w:t>2025-07-02</w:t>
       <w:br/>
       <w:br/>
     </w:r>

--- a/tillsyn/A 13589-2025 tillsynsbegäran.docx
+++ b/tillsyn/A 13589-2025 tillsynsbegäran.docx
@@ -494,7 +494,7 @@
     <w:r>
       <w:tab/>
       <w:tab/>
-      <w:t>2025-07-02</w:t>
+      <w:t>2025-07-03</w:t>
       <w:br/>
       <w:br/>
     </w:r>

--- a/tillsyn/A 13589-2025 tillsynsbegäran.docx
+++ b/tillsyn/A 13589-2025 tillsynsbegäran.docx
@@ -494,7 +494,7 @@
     <w:r>
       <w:tab/>
       <w:tab/>
-      <w:t>2025-07-03</w:t>
+      <w:t>2025-07-04</w:t>
       <w:br/>
       <w:br/>
     </w:r>

--- a/tillsyn/A 13589-2025 tillsynsbegäran.docx
+++ b/tillsyn/A 13589-2025 tillsynsbegäran.docx
@@ -494,7 +494,7 @@
     <w:r>
       <w:tab/>
       <w:tab/>
-      <w:t>2025-07-04</w:t>
+      <w:t>2025-07-05</w:t>
       <w:br/>
       <w:br/>
     </w:r>

--- a/tillsyn/A 13589-2025 tillsynsbegäran.docx
+++ b/tillsyn/A 13589-2025 tillsynsbegäran.docx
@@ -494,7 +494,7 @@
     <w:r>
       <w:tab/>
       <w:tab/>
-      <w:t>2025-07-05</w:t>
+      <w:t>2025-07-06</w:t>
       <w:br/>
       <w:br/>
     </w:r>

--- a/tillsyn/A 13589-2025 tillsynsbegäran.docx
+++ b/tillsyn/A 13589-2025 tillsynsbegäran.docx
@@ -494,7 +494,7 @@
     <w:r>
       <w:tab/>
       <w:tab/>
-      <w:t>2025-07-06</w:t>
+      <w:t>2025-07-07</w:t>
       <w:br/>
       <w:br/>
     </w:r>

--- a/tillsyn/A 13589-2025 tillsynsbegäran.docx
+++ b/tillsyn/A 13589-2025 tillsynsbegäran.docx
@@ -494,7 +494,7 @@
     <w:r>
       <w:tab/>
       <w:tab/>
-      <w:t>2025-07-07</w:t>
+      <w:t>2025-07-08</w:t>
       <w:br/>
       <w:br/>
     </w:r>

--- a/tillsyn/A 13589-2025 tillsynsbegäran.docx
+++ b/tillsyn/A 13589-2025 tillsynsbegäran.docx
@@ -494,7 +494,7 @@
     <w:r>
       <w:tab/>
       <w:tab/>
-      <w:t>2025-07-08</w:t>
+      <w:t>2025-07-09</w:t>
       <w:br/>
       <w:br/>
     </w:r>

--- a/tillsyn/A 13589-2025 tillsynsbegäran.docx
+++ b/tillsyn/A 13589-2025 tillsynsbegäran.docx
@@ -494,7 +494,7 @@
     <w:r>
       <w:tab/>
       <w:tab/>
-      <w:t>2025-07-09</w:t>
+      <w:t>2025-07-11</w:t>
       <w:br/>
       <w:br/>
     </w:r>

--- a/tillsyn/A 13589-2025 tillsynsbegäran.docx
+++ b/tillsyn/A 13589-2025 tillsynsbegäran.docx
@@ -494,7 +494,7 @@
     <w:r>
       <w:tab/>
       <w:tab/>
-      <w:t>2025-07-11</w:t>
+      <w:t>2025-07-12</w:t>
       <w:br/>
       <w:br/>
     </w:r>

--- a/tillsyn/A 13589-2025 tillsynsbegäran.docx
+++ b/tillsyn/A 13589-2025 tillsynsbegäran.docx
@@ -494,7 +494,7 @@
     <w:r>
       <w:tab/>
       <w:tab/>
-      <w:t>2025-07-12</w:t>
+      <w:t>2025-07-13</w:t>
       <w:br/>
       <w:br/>
     </w:r>

--- a/tillsyn/A 13589-2025 tillsynsbegäran.docx
+++ b/tillsyn/A 13589-2025 tillsynsbegäran.docx
@@ -494,7 +494,7 @@
     <w:r>
       <w:tab/>
       <w:tab/>
-      <w:t>2025-07-13</w:t>
+      <w:t>2025-07-14</w:t>
       <w:br/>
       <w:br/>
     </w:r>

--- a/tillsyn/A 13589-2025 tillsynsbegäran.docx
+++ b/tillsyn/A 13589-2025 tillsynsbegäran.docx
@@ -532,7 +532,7 @@
     <w:r>
       <w:tab/>
       <w:tab/>
-      <w:t>2025-08-06</w:t>
+      <w:t>2025-08-09</w:t>
       <w:br/>
       <w:br/>
     </w:r>
